--- a/examples/regression/doc/06-model-selection-tuning.docx
+++ b/examples/regression/doc/06-model-selection-tuning.docx
@@ -271,7 +271,7 @@
         <w:rPr>
           <w:rStyle w:val="VerbatimChar"/>
         </w:rPr>
-        <w:t xml:space="preserve">##      crim      zn        indus     chas      nox       rm        age       dis       rad       tax       ptratio  </w:t>
+        <w:t xml:space="preserve">##      crim      zn        indus     chas      nox       rm        age       dis       rad       tax       ptratio   black    </w:t>
       </w:r>
       <w:r>
         <w:br/>
@@ -280,7 +280,7 @@
         <w:rPr>
           <w:rStyle w:val="VerbatimChar"/>
         </w:rPr>
-        <w:t xml:space="preserve">## [1,] "numeric" "numeric" "numeric" "integer" "numeric" "numeric" "numeric" "numeric" "integer" "numeric" "numeric"</w:t>
+        <w:t xml:space="preserve">## [1,] "numeric" "numeric" "numeric" "integer" "numeric" "numeric" "numeric" "numeric" "integer" "numeric" "numeric" "numeric"</w:t>
       </w:r>
       <w:r>
         <w:br/>
@@ -289,7 +289,7 @@
         <w:rPr>
           <w:rStyle w:val="VerbatimChar"/>
         </w:rPr>
-        <w:t xml:space="preserve">##      black     lstat     medv     </w:t>
+        <w:t xml:space="preserve">##      lstat     medv     </w:t>
       </w:r>
       <w:r>
         <w:br/>
@@ -298,7 +298,7 @@
         <w:rPr>
           <w:rStyle w:val="VerbatimChar"/>
         </w:rPr>
-        <w:t xml:space="preserve">## [1,] "numeric" "numeric" "numeric"</w:t>
+        <w:t xml:space="preserve">## [1,] "numeric" "numeric"</w:t>
       </w:r>
     </w:p>
     <w:p>

--- a/examples/regression/doc/06-model-selection-tuning.docx
+++ b/examples/regression/doc/06-model-selection-tuning.docx
@@ -119,6 +119,45 @@
       </w:pPr>
       <w:r>
         <w:rPr>
+          <w:rStyle w:val="FunctionTok"/>
+        </w:rPr>
+        <w:t xml:space="preserve">source</w:t>
+      </w:r>
+      <w:r>
+        <w:rPr>
+          <w:rStyle w:val="NormalTok"/>
+        </w:rPr>
+        <w:t xml:space="preserve">(</w:t>
+      </w:r>
+      <w:r>
+        <w:rPr>
+          <w:rStyle w:val="FunctionTok"/>
+        </w:rPr>
+        <w:t xml:space="preserve">url</w:t>
+      </w:r>
+      <w:r>
+        <w:rPr>
+          <w:rStyle w:val="NormalTok"/>
+        </w:rPr>
+        <w:t xml:space="preserve">(</w:t>
+      </w:r>
+      <w:r>
+        <w:rPr>
+          <w:rStyle w:val="StringTok"/>
+        </w:rPr>
+        <w:t xml:space="preserve">"https://raw.githubusercontent.com/cefet-rj-dal/daltoolbox/main/examples/seed.R"</w:t>
+      </w:r>
+      <w:r>
+        <w:rPr>
+          <w:rStyle w:val="NormalTok"/>
+        </w:rPr>
+        <w:t xml:space="preserve">))</w:t>
+      </w:r>
+      <w:r>
+        <w:br/>
+      </w:r>
+      <w:r>
+        <w:rPr>
           <w:rStyle w:val="CommentTok"/>
         </w:rPr>
         <w:t xml:space="preserve"># Regression tuning </w:t>
@@ -271,7 +310,7 @@
         <w:rPr>
           <w:rStyle w:val="VerbatimChar"/>
         </w:rPr>
-        <w:t xml:space="preserve">##      crim      zn        indus     chas      nox       rm        age       dis       rad       tax       ptratio   black    </w:t>
+        <w:t xml:space="preserve">##      crim      zn        indus     chas      nox       rm        age       dis       rad       tax       ptratio  </w:t>
       </w:r>
       <w:r>
         <w:br/>
@@ -280,7 +319,7 @@
         <w:rPr>
           <w:rStyle w:val="VerbatimChar"/>
         </w:rPr>
-        <w:t xml:space="preserve">## [1,] "numeric" "numeric" "numeric" "integer" "numeric" "numeric" "numeric" "numeric" "integer" "numeric" "numeric" "numeric"</w:t>
+        <w:t xml:space="preserve">## [1,] "numeric" "numeric" "numeric" "integer" "numeric" "numeric" "numeric" "numeric" "integer" "numeric" "numeric"</w:t>
       </w:r>
       <w:r>
         <w:br/>
@@ -289,7 +328,7 @@
         <w:rPr>
           <w:rStyle w:val="VerbatimChar"/>
         </w:rPr>
-        <w:t xml:space="preserve">##      lstat     medv     </w:t>
+        <w:t xml:space="preserve">##      black     lstat     medv     </w:t>
       </w:r>
       <w:r>
         <w:br/>
@@ -298,7 +337,7 @@
         <w:rPr>
           <w:rStyle w:val="VerbatimChar"/>
         </w:rPr>
-        <w:t xml:space="preserve">## [1,] "numeric" "numeric"</w:t>
+        <w:t xml:space="preserve">## [1,] "numeric" "numeric" "numeric"</w:t>
       </w:r>
     </w:p>
     <w:p>
@@ -460,25 +499,13 @@
         <w:rPr>
           <w:rStyle w:val="FunctionTok"/>
         </w:rPr>
-        <w:t xml:space="preserve">set.seed</w:t>
-      </w:r>
-      <w:r>
-        <w:rPr>
-          <w:rStyle w:val="NormalTok"/>
-        </w:rPr>
-        <w:t xml:space="preserve">(</w:t>
-      </w:r>
-      <w:r>
-        <w:rPr>
-          <w:rStyle w:val="DecValTok"/>
-        </w:rPr>
-        <w:t xml:space="preserve">1</w:t>
-      </w:r>
-      <w:r>
-        <w:rPr>
-          <w:rStyle w:val="NormalTok"/>
-        </w:rPr>
-        <w:t xml:space="preserve">)</w:t>
+        <w:t xml:space="preserve">set_example_seed</w:t>
+      </w:r>
+      <w:r>
+        <w:rPr>
+          <w:rStyle w:val="NormalTok"/>
+        </w:rPr>
+        <w:t xml:space="preserve">()</w:t>
       </w:r>
       <w:r>
         <w:br/>
@@ -867,6 +894,21 @@
       </w:r>
       <w:r>
         <w:rPr>
+          <w:rStyle w:val="FunctionTok"/>
+        </w:rPr>
+        <w:t xml:space="preserve">set_example_seed</w:t>
+      </w:r>
+      <w:r>
+        <w:rPr>
+          <w:rStyle w:val="NormalTok"/>
+        </w:rPr>
+        <w:t xml:space="preserve">()</w:t>
+      </w:r>
+      <w:r>
+        <w:br/>
+      </w:r>
+      <w:r>
+        <w:rPr>
           <w:rStyle w:val="NormalTok"/>
         </w:rPr>
         <w:t xml:space="preserve">model </w:t>
@@ -1061,7 +1103,7 @@
         <w:rPr>
           <w:rStyle w:val="VerbatimChar"/>
         </w:rPr>
-        <w:t xml:space="preserve">## 1 2.393491 0.05155025 0.9734081</w:t>
+        <w:t xml:space="preserve">## 1 2.126669 0.05007261 0.9732736</w:t>
       </w:r>
     </w:p>
     <w:p>
@@ -1229,7 +1271,7 @@
         <w:rPr>
           <w:rStyle w:val="VerbatimChar"/>
         </w:rPr>
-        <w:t xml:space="preserve">## 1 13.61128 0.1297673 0.7738067</w:t>
+        <w:t xml:space="preserve">## 1 9.302181 0.1046432 0.9094052</w:t>
       </w:r>
     </w:p>
     <w:p>
@@ -1914,10 +1956,10 @@
   <w:docDefaults>
     <w:rPrDefault>
       <w:rPr>
-        <w:rFonts w:asciiTheme="minorHAnsi" w:cstheme="minorBidi" w:eastAsiaTheme="minorHAnsi" w:hAnsiTheme="minorHAnsi"/>
+        <w:rFonts w:asciiTheme="minorHAnsi" w:cstheme="minorBidi" w:eastAsiaTheme="minorEastAsia" w:hAnsiTheme="minorHAnsi"/>
         <w:sz w:val="24"/>
         <w:szCs w:val="24"/>
-        <w:lang w:bidi="ar-SA" w:eastAsia="en-US" w:val="en-US"/>
+        <w:lang w:bidi="ar-SA" w:eastAsia="zh-CN" w:val="en-US"/>
       </w:rPr>
     </w:rPrDefault>
     <w:pPrDefault>
@@ -2458,13 +2500,6 @@
       </w:tblCellMar>
     </w:tblPr>
     <w:tblStylePr w:type="firstRow">
-      <w:tblPr>
-        <w:jc w:val="left"/>
-        <w:tblInd w:type="dxa" w:w="0"/>
-      </w:tblPr>
-      <w:trPr>
-        <w:jc w:val="left"/>
-      </w:trPr>
       <w:tcPr>
         <w:tcBorders>
           <w:bottom w:val="single"/>

--- a/examples/regression/doc/06-model-selection-tuning.docx
+++ b/examples/regression/doc/06-model-selection-tuning.docx
@@ -941,6 +941,56 @@
     <w:p>
       <w:pPr>
         <w:pStyle w:val="FirstParagraph"/>
+      </w:pPr>
+      <w:r>
+        <w:t xml:space="preserve">The tuning object keeps the parameter grid internally, so the Experiment Line remains the same: configure the object, call</w:t>
+      </w:r>
+      <w:r>
+        <w:t xml:space="preserve"> </w:t>
+      </w:r>
+      <w:r>
+        <w:rPr>
+          <w:rStyle w:val="VerbatimChar"/>
+        </w:rPr>
+        <w:t xml:space="preserve">fit()</w:t>
+      </w:r>
+      <w:r>
+        <w:t xml:space="preserve">, then reuse</w:t>
+      </w:r>
+      <w:r>
+        <w:t xml:space="preserve"> </w:t>
+      </w:r>
+      <w:r>
+        <w:rPr>
+          <w:rStyle w:val="VerbatimChar"/>
+        </w:rPr>
+        <w:t xml:space="preserve">predict()</w:t>
+      </w:r>
+      <w:r>
+        <w:t xml:space="preserve"> </w:t>
+      </w:r>
+      <w:r>
+        <w:t xml:space="preserve">and</w:t>
+      </w:r>
+      <w:r>
+        <w:t xml:space="preserve"> </w:t>
+      </w:r>
+      <w:r>
+        <w:rPr>
+          <w:rStyle w:val="VerbatimChar"/>
+        </w:rPr>
+        <w:t xml:space="preserve">evaluate()</w:t>
+      </w:r>
+      <w:r>
+        <w:t xml:space="preserve"> </w:t>
+      </w:r>
+      <w:r>
+        <w:t xml:space="preserve">on the selected model.</w:t>
+      </w:r>
+    </w:p>
+    <w:p>
+      <w:pPr>
+        <w:pStyle w:val="BodyText"/>
       </w:pPr>
       <w:r>
         <w:t xml:space="preserve">Training evaluation with the best hyperparameters.</w:t>

--- a/examples/regression/doc/06-model-selection-tuning.docx
+++ b/examples/regression/doc/06-model-selection-tuning.docx
@@ -310,7 +310,7 @@
         <w:rPr>
           <w:rStyle w:val="VerbatimChar"/>
         </w:rPr>
-        <w:t xml:space="preserve">##      crim      zn        indus     chas      nox       rm        age       dis       rad       tax       ptratio  </w:t>
+        <w:t xml:space="preserve">##      crim      zn        indus     chas      nox       rm        age       dis       rad       tax       ptratio   black    </w:t>
       </w:r>
       <w:r>
         <w:br/>
@@ -319,7 +319,7 @@
         <w:rPr>
           <w:rStyle w:val="VerbatimChar"/>
         </w:rPr>
-        <w:t xml:space="preserve">## [1,] "numeric" "numeric" "numeric" "integer" "numeric" "numeric" "numeric" "numeric" "integer" "numeric" "numeric"</w:t>
+        <w:t xml:space="preserve">## [1,] "numeric" "numeric" "numeric" "integer" "numeric" "numeric" "numeric" "numeric" "integer" "numeric" "numeric" "numeric"</w:t>
       </w:r>
       <w:r>
         <w:br/>
@@ -328,7 +328,7 @@
         <w:rPr>
           <w:rStyle w:val="VerbatimChar"/>
         </w:rPr>
-        <w:t xml:space="preserve">##      black     lstat     medv     </w:t>
+        <w:t xml:space="preserve">##      lstat     medv     </w:t>
       </w:r>
       <w:r>
         <w:br/>
@@ -337,7 +337,7 @@
         <w:rPr>
           <w:rStyle w:val="VerbatimChar"/>
         </w:rPr>
-        <w:t xml:space="preserve">## [1,] "numeric" "numeric" "numeric"</w:t>
+        <w:t xml:space="preserve">## [1,] "numeric" "numeric"</w:t>
       </w:r>
     </w:p>
     <w:p>
